--- a/Meyran_Ivan_583-1_ORSAPR_2_Laboratornaya_rabota_TEKh_ZADANIE.docx
+++ b/Meyran_Ivan_583-1_ORSAPR_2_Laboratornaya_rabota_TEKh_ZADANIE.docx
@@ -1,6 +1,6 @@
 
 <file path=word/document.xml><?xml version="1.0" encoding="utf-8"?>
-<w:document xmlns:wpc="http://schemas.microsoft.com/office/word/2010/wordprocessingCanvas" xmlns:cx="http://schemas.microsoft.com/office/drawing/2014/chartex" xmlns:cx1="http://schemas.microsoft.com/office/drawing/2015/9/8/chartex" xmlns:cx2="http://schemas.microsoft.com/office/drawing/2015/10/21/chartex" xmlns:cx3="http://schemas.microsoft.com/office/drawing/2016/5/9/chartex" xmlns:cx4="http://schemas.microsoft.com/office/drawing/2016/5/10/chartex" xmlns:cx5="http://schemas.microsoft.com/office/drawing/2016/5/11/chartex" xmlns:cx6="http://schemas.microsoft.com/office/drawing/2016/5/12/chartex" xmlns:cx7="http://schemas.microsoft.com/office/drawing/2016/5/13/chartex" xmlns:cx8="http://schemas.microsoft.com/office/drawing/2016/5/14/chartex" xmlns:mc="http://schemas.openxmlformats.org/markup-compatibility/2006" xmlns:aink="http://schemas.microsoft.com/office/drawing/2016/ink" xmlns:am3d="http://schemas.microsoft.com/office/drawing/2017/model3d" xmlns:o="urn:schemas-microsoft-com:office:office" xmlns:oel="http://schemas.microsoft.com/office/2019/extlst" xmlns:r="http://schemas.openxmlformats.org/officeDocument/2006/relationships" xmlns:m="http://schemas.openxmlformats.org/officeDocument/2006/math" xmlns:v="urn:schemas-microsoft-com:vml" xmlns:wp14="http://schemas.microsoft.com/office/word/2010/wordprocessingDrawing" xmlns:wp="http://schemas.openxmlformats.org/drawingml/2006/wordprocessingDrawing" xmlns:w10="urn:schemas-microsoft-com:office:word" xmlns:w="http://schemas.openxmlformats.org/wordprocessingml/2006/main" xmlns:w14="http://schemas.microsoft.com/office/word/2010/wordml" xmlns:w15="http://schemas.microsoft.com/office/word/2012/wordml" xmlns:w16cex="http://schemas.microsoft.com/office/word/2018/wordml/cex" xmlns:w16cid="http://schemas.microsoft.com/office/word/2016/wordml/cid" xmlns:w16="http://schemas.microsoft.com/office/word/2018/wordml" xmlns:w16sdtdh="http://schemas.microsoft.com/office/word/2020/wordml/sdtdatahash" xmlns:w16se="http://schemas.microsoft.com/office/word/2015/wordml/symex" xmlns:wpg="http://schemas.microsoft.com/office/word/2010/wordprocessingGroup" xmlns:wpi="http://schemas.microsoft.com/office/word/2010/wordprocessingInk" xmlns:wne="http://schemas.microsoft.com/office/word/2006/wordml" xmlns:wps="http://schemas.microsoft.com/office/word/2010/wordprocessingShape" mc:Ignorable="w14 w15 w16se w16cid w16 w16cex w16sdtdh wp14">
+<w:document xmlns:wpc="http://schemas.microsoft.com/office/word/2010/wordprocessingCanvas" xmlns:cx="http://schemas.microsoft.com/office/drawing/2014/chartex" xmlns:cx1="http://schemas.microsoft.com/office/drawing/2015/9/8/chartex" xmlns:cx2="http://schemas.microsoft.com/office/drawing/2015/10/21/chartex" xmlns:cx3="http://schemas.microsoft.com/office/drawing/2016/5/9/chartex" xmlns:cx4="http://schemas.microsoft.com/office/drawing/2016/5/10/chartex" xmlns:cx5="http://schemas.microsoft.com/office/drawing/2016/5/11/chartex" xmlns:cx6="http://schemas.microsoft.com/office/drawing/2016/5/12/chartex" xmlns:cx7="http://schemas.microsoft.com/office/drawing/2016/5/13/chartex" xmlns:cx8="http://schemas.microsoft.com/office/drawing/2016/5/14/chartex" xmlns:mc="http://schemas.openxmlformats.org/markup-compatibility/2006" xmlns:aink="http://schemas.microsoft.com/office/drawing/2016/ink" xmlns:am3d="http://schemas.microsoft.com/office/drawing/2017/model3d" xmlns:o="urn:schemas-microsoft-com:office:office" xmlns:oel="http://schemas.microsoft.com/office/2019/extlst" xmlns:r="http://schemas.openxmlformats.org/officeDocument/2006/relationships" xmlns:m="http://schemas.openxmlformats.org/officeDocument/2006/math" xmlns:v="urn:schemas-microsoft-com:vml" xmlns:wp14="http://schemas.microsoft.com/office/word/2010/wordprocessingDrawing" xmlns:wp="http://schemas.openxmlformats.org/drawingml/2006/wordprocessingDrawing" xmlns:w10="urn:schemas-microsoft-com:office:word" xmlns:w="http://schemas.openxmlformats.org/wordprocessingml/2006/main" xmlns:w14="http://schemas.microsoft.com/office/word/2010/wordml" xmlns:w15="http://schemas.microsoft.com/office/word/2012/wordml" xmlns:w16cex="http://schemas.microsoft.com/office/word/2018/wordml/cex" xmlns:w16cid="http://schemas.microsoft.com/office/word/2016/wordml/cid" xmlns:w16="http://schemas.microsoft.com/office/word/2018/wordml" xmlns:w16du="http://schemas.microsoft.com/office/word/2023/wordml/word16du" xmlns:w16sdtdh="http://schemas.microsoft.com/office/word/2020/wordml/sdtdatahash" xmlns:w16sdtfl="http://schemas.microsoft.com/office/word/2024/wordml/sdtformatlock" xmlns:w16se="http://schemas.microsoft.com/office/word/2015/wordml/symex" xmlns:wpg="http://schemas.microsoft.com/office/word/2010/wordprocessingGroup" xmlns:wpi="http://schemas.microsoft.com/office/word/2010/wordprocessingInk" xmlns:wne="http://schemas.microsoft.com/office/word/2006/wordml" xmlns:wps="http://schemas.microsoft.com/office/word/2010/wordprocessingShape" mc:Ignorable="w14 w15 w16se w16cid w16 w16cex w16sdtdh w16sdtfl w16du wp14">
   <w:body>
     <w:p>
       <w:pPr>
@@ -1535,6 +1535,7 @@
         <w:ind w:firstLine="0"/>
         <w:jc w:val="center"/>
       </w:pPr>
+      <w:commentRangeStart w:id="7"/>
       <w:r>
         <w:rPr>
           <w:noProof/>
@@ -1588,6 +1589,15 @@
           </wp:inline>
         </w:drawing>
       </w:r>
+      <w:commentRangeEnd w:id="7"/>
+      <w:r>
+        <w:rPr>
+          <w:rStyle w:val="af9"/>
+          <w:sz w:val="28"/>
+          <w:szCs w:val="28"/>
+        </w:rPr>
+        <w:commentReference w:id="7"/>
+      </w:r>
     </w:p>
     <w:p>
       <w:pPr>
@@ -1630,8 +1640,8 @@
         <w:ind w:left="0" w:firstLine="0"/>
         <w:jc w:val="center"/>
       </w:pPr>
-      <w:bookmarkStart w:id="7" w:name="_heading=h.4d34og8" w:colFirst="0" w:colLast="0"/>
-      <w:bookmarkEnd w:id="7"/>
+      <w:bookmarkStart w:id="8" w:name="_heading=h.4d34og8" w:colFirst="0" w:colLast="0"/>
+      <w:bookmarkEnd w:id="8"/>
       <w:r>
         <w:lastRenderedPageBreak/>
         <w:t>ТРЕБОВАНИЯ К АВТОМАТИЗИРОВАННОЙ СИСТЕМЕ</w:t>
@@ -1648,8 +1658,8 @@
         <w:ind w:left="0" w:firstLine="0"/>
         <w:jc w:val="center"/>
       </w:pPr>
-      <w:bookmarkStart w:id="8" w:name="_heading=h.2s8eyo1" w:colFirst="0" w:colLast="0"/>
-      <w:bookmarkEnd w:id="8"/>
+      <w:bookmarkStart w:id="9" w:name="_heading=h.2s8eyo1" w:colFirst="0" w:colLast="0"/>
+      <w:bookmarkEnd w:id="9"/>
       <w:r>
         <w:t>Требования к структуре АС в целом</w:t>
       </w:r>
@@ -2404,23 +2414,9 @@
       <w:r>
         <w:t xml:space="preserve">Пользовательские интерфейсы </w:t>
       </w:r>
-      <w:proofErr w:type="gramStart"/>
-      <w:r>
-        <w:t>для</w:t>
-      </w:r>
-      <w:r>
-        <w:t xml:space="preserve"> </w:t>
-      </w:r>
-      <w:r>
-        <w:t>всех</w:t>
-      </w:r>
-      <w:r>
-        <w:t xml:space="preserve"> </w:t>
-      </w:r>
-      <w:r>
-        <w:t>подсистем</w:t>
-      </w:r>
-      <w:proofErr w:type="gramEnd"/>
+      <w:r>
+        <w:t>для всех подсистем,</w:t>
+      </w:r>
       <w:r>
         <w:t xml:space="preserve"> </w:t>
       </w:r>
@@ -2570,8 +2566,8 @@
           <w:szCs w:val="26"/>
         </w:rPr>
       </w:pPr>
-      <w:bookmarkStart w:id="9" w:name="_heading=h.17dp8vu" w:colFirst="0" w:colLast="0"/>
-      <w:bookmarkEnd w:id="9"/>
+      <w:bookmarkStart w:id="10" w:name="_heading=h.17dp8vu" w:colFirst="0" w:colLast="0"/>
+      <w:bookmarkEnd w:id="10"/>
       <w:r>
         <w:br w:type="page"/>
       </w:r>
@@ -2613,7 +2609,11 @@
         <w:ind w:left="0" w:firstLine="709"/>
       </w:pPr>
       <w:r>
-        <w:t>ввод 5 параметров детали через поля ввода (</w:t>
+        <w:t xml:space="preserve">ввод 5 параметров детали через поля ввода </w:t>
+      </w:r>
+      <w:commentRangeStart w:id="11"/>
+      <w:r>
+        <w:t>(</w:t>
       </w:r>
       <w:r>
         <w:rPr>
@@ -2622,7 +2622,19 @@
         <w:t>TextBox</w:t>
       </w:r>
       <w:r>
-        <w:t>);</w:t>
+        <w:t>)</w:t>
+      </w:r>
+      <w:commentRangeEnd w:id="11"/>
+      <w:r>
+        <w:rPr>
+          <w:rStyle w:val="af9"/>
+          <w:sz w:val="28"/>
+          <w:szCs w:val="28"/>
+        </w:rPr>
+        <w:commentReference w:id="11"/>
+      </w:r>
+      <w:r>
+        <w:t>;</w:t>
       </w:r>
     </w:p>
     <w:p>
@@ -2750,8 +2762,8 @@
       </w:r>
     </w:p>
     <w:p>
-      <w:bookmarkStart w:id="10" w:name="_heading=h.8tdtwvsvc6fg" w:colFirst="0" w:colLast="0"/>
-      <w:bookmarkEnd w:id="10"/>
+      <w:bookmarkStart w:id="12" w:name="_heading=h.8tdtwvsvc6fg" w:colFirst="0" w:colLast="0"/>
+      <w:bookmarkEnd w:id="12"/>
     </w:p>
     <w:p>
       <w:pPr>
@@ -2763,8 +2775,8 @@
         <w:ind w:left="0" w:firstLine="0"/>
         <w:jc w:val="center"/>
       </w:pPr>
-      <w:bookmarkStart w:id="11" w:name="_heading=h.3rdcrjn" w:colFirst="0" w:colLast="0"/>
-      <w:bookmarkEnd w:id="11"/>
+      <w:bookmarkStart w:id="13" w:name="_heading=h.3rdcrjn" w:colFirst="0" w:colLast="0"/>
+      <w:bookmarkEnd w:id="13"/>
       <w:r>
         <w:t>Требования к видам обеспечения АС</w:t>
       </w:r>
@@ -2877,7 +2889,6 @@
       <w:pPr>
         <w:ind w:firstLine="0"/>
       </w:pPr>
-      <w:proofErr w:type="gramStart"/>
       <w:r>
         <w:lastRenderedPageBreak/>
         <w:t>Помимо</w:t>
@@ -2886,11 +2897,7 @@
         <w:t xml:space="preserve"> </w:t>
       </w:r>
       <w:r>
-        <w:t>этого</w:t>
-      </w:r>
-      <w:proofErr w:type="gramEnd"/>
-      <w:r>
-        <w:t xml:space="preserve"> разработанная система должна работать на ПК с ОС Windows версии 10 и старше и разрядностью х64 с NET Framework 4.7.2.</w:t>
+        <w:t>этого разработанная система должна работать на ПК с ОС Windows версии 10 и старше и разрядностью х64 с NET Framework 4.7.2.</w:t>
       </w:r>
     </w:p>
     <w:p>
@@ -2997,8 +3004,8 @@
         <w:ind w:left="0" w:firstLine="0"/>
         <w:jc w:val="center"/>
       </w:pPr>
-      <w:bookmarkStart w:id="12" w:name="_heading=h.26in1rg" w:colFirst="0" w:colLast="0"/>
-      <w:bookmarkEnd w:id="12"/>
+      <w:bookmarkStart w:id="14" w:name="_heading=h.26in1rg" w:colFirst="0" w:colLast="0"/>
+      <w:bookmarkEnd w:id="14"/>
       <w:r>
         <w:t>Общие технические требования к АС</w:t>
       </w:r>
@@ -3020,8 +3027,8 @@
           <w:color w:val="000000"/>
         </w:rPr>
         <w:sectPr>
-          <w:headerReference w:type="default" r:id="rId10"/>
-          <w:footerReference w:type="first" r:id="rId11"/>
+          <w:headerReference w:type="default" r:id="rId14"/>
+          <w:footerReference w:type="first" r:id="rId15"/>
           <w:pgSz w:w="11906" w:h="16838"/>
           <w:pgMar w:top="1134" w:right="850" w:bottom="1134" w:left="1700" w:header="708" w:footer="708" w:gutter="0"/>
           <w:pgNumType w:start="1"/>
@@ -3043,8 +3050,8 @@
         <w:ind w:left="0" w:firstLine="0"/>
         <w:jc w:val="center"/>
       </w:pPr>
-      <w:bookmarkStart w:id="13" w:name="_heading=h.lnxbz9" w:colFirst="0" w:colLast="0"/>
-      <w:bookmarkEnd w:id="13"/>
+      <w:bookmarkStart w:id="15" w:name="_heading=h.lnxbz9" w:colFirst="0" w:colLast="0"/>
+      <w:bookmarkEnd w:id="15"/>
       <w:r>
         <w:lastRenderedPageBreak/>
         <w:t>СОСТАВ И СОДЕРЖАНИЕ РАБОТ ПО СОЗДАНИЮ АВТОМАТИЗИРОВАННОЙ СИСТЕМЫ</w:t>
@@ -3063,8 +3070,8 @@
         <w:ind w:firstLine="567"/>
         <w:jc w:val="left"/>
       </w:pPr>
-      <w:bookmarkStart w:id="14" w:name="_heading=h.35nkun2" w:colFirst="0" w:colLast="0"/>
-      <w:bookmarkEnd w:id="14"/>
+      <w:bookmarkStart w:id="16" w:name="_heading=h.35nkun2" w:colFirst="0" w:colLast="0"/>
+      <w:bookmarkEnd w:id="16"/>
       <w:r>
         <w:t>Этапы проведения работ по разработке плагина "</w:t>
       </w:r>
@@ -4305,8 +4312,8 @@
         <w:ind w:left="0" w:firstLine="0"/>
         <w:jc w:val="center"/>
       </w:pPr>
-      <w:bookmarkStart w:id="15" w:name="_heading=h.1ksv4uv" w:colFirst="0" w:colLast="0"/>
-      <w:bookmarkEnd w:id="15"/>
+      <w:bookmarkStart w:id="17" w:name="_heading=h.1ksv4uv" w:colFirst="0" w:colLast="0"/>
+      <w:bookmarkEnd w:id="17"/>
       <w:r>
         <w:lastRenderedPageBreak/>
         <w:t>ПОРЯДОК РАЗРАБОТКИ АВТОМАТИЗИРОВАННОЙ СИСТЕМЫ</w:t>
@@ -4323,8 +4330,8 @@
         <w:ind w:left="0" w:firstLine="0"/>
         <w:jc w:val="center"/>
       </w:pPr>
-      <w:bookmarkStart w:id="16" w:name="_heading=h.44sinio" w:colFirst="0" w:colLast="0"/>
-      <w:bookmarkEnd w:id="16"/>
+      <w:bookmarkStart w:id="18" w:name="_heading=h.44sinio" w:colFirst="0" w:colLast="0"/>
+      <w:bookmarkEnd w:id="18"/>
       <w:r>
         <w:t>Порядок организации разработки АС</w:t>
       </w:r>
@@ -4334,11 +4341,9 @@
       <w:r>
         <w:t xml:space="preserve">Работа по разработке АС организуется в удаленном формате с возможностью очного присутствия в рабочие часы и использовании для разработки </w:t>
       </w:r>
-      <w:proofErr w:type="gramStart"/>
-      <w:r>
-        <w:t>ПК</w:t>
-      </w:r>
-      <w:proofErr w:type="gramEnd"/>
+      <w:r>
+        <w:t>ПК,</w:t>
+      </w:r>
       <w:r>
         <w:t xml:space="preserve"> находящихся в распоряжении кафедры КСУП.</w:t>
       </w:r>
@@ -4354,8 +4359,8 @@
         <w:ind w:left="0" w:firstLine="0"/>
         <w:jc w:val="center"/>
       </w:pPr>
-      <w:bookmarkStart w:id="17" w:name="_heading=h.2jxsxqh" w:colFirst="0" w:colLast="0"/>
-      <w:bookmarkEnd w:id="17"/>
+      <w:bookmarkStart w:id="19" w:name="_heading=h.2jxsxqh" w:colFirst="0" w:colLast="0"/>
+      <w:bookmarkEnd w:id="19"/>
       <w:r>
         <w:t>Перечень документов и исходных данных для разработки АС</w:t>
       </w:r>
@@ -4548,8 +4553,8 @@
         <w:ind w:left="0" w:firstLine="0"/>
         <w:jc w:val="center"/>
       </w:pPr>
-      <w:bookmarkStart w:id="18" w:name="_heading=h.z337ya" w:colFirst="0" w:colLast="0"/>
-      <w:bookmarkEnd w:id="18"/>
+      <w:bookmarkStart w:id="20" w:name="_heading=h.z337ya" w:colFirst="0" w:colLast="0"/>
+      <w:bookmarkEnd w:id="20"/>
       <w:r>
         <w:t>Перечень документов, предъявляемых по окончании соответствующих этапов работ</w:t>
       </w:r>
@@ -4679,8 +4684,8 @@
         <w:ind w:left="0" w:firstLine="0"/>
         <w:jc w:val="center"/>
       </w:pPr>
-      <w:bookmarkStart w:id="19" w:name="_heading=h.3j2qqm3" w:colFirst="0" w:colLast="0"/>
-      <w:bookmarkEnd w:id="19"/>
+      <w:bookmarkStart w:id="21" w:name="_heading=h.3j2qqm3" w:colFirst="0" w:colLast="0"/>
+      <w:bookmarkEnd w:id="21"/>
       <w:r>
         <w:lastRenderedPageBreak/>
         <w:t>ПОРЯДОК КОНТРОЛЯ И ПРИЕМКИ АВТОМАТИЗИРОВАННОЙ СИСТЕМЫ</w:t>
@@ -4697,8 +4702,8 @@
         <w:ind w:left="0" w:firstLine="0"/>
         <w:jc w:val="center"/>
       </w:pPr>
-      <w:bookmarkStart w:id="20" w:name="_heading=h.1y810tw" w:colFirst="0" w:colLast="0"/>
-      <w:bookmarkEnd w:id="20"/>
+      <w:bookmarkStart w:id="22" w:name="_heading=h.1y810tw" w:colFirst="0" w:colLast="0"/>
+      <w:bookmarkEnd w:id="22"/>
       <w:r>
         <w:t>Виды, состав и методы испытаний АС и ее составных частей</w:t>
       </w:r>
@@ -4942,8 +4947,8 @@
         <w:ind w:left="0" w:firstLine="0"/>
         <w:jc w:val="center"/>
       </w:pPr>
-      <w:bookmarkStart w:id="21" w:name="_heading=h.4i7ojhp" w:colFirst="0" w:colLast="0"/>
-      <w:bookmarkEnd w:id="21"/>
+      <w:bookmarkStart w:id="23" w:name="_heading=h.4i7ojhp" w:colFirst="0" w:colLast="0"/>
+      <w:bookmarkEnd w:id="23"/>
       <w:r>
         <w:lastRenderedPageBreak/>
         <w:t>Общие требования к приёмке работ по стадиям</w:t>
@@ -4980,8 +4985,8 @@
         <w:ind w:left="0" w:firstLine="0"/>
         <w:jc w:val="center"/>
       </w:pPr>
-      <w:bookmarkStart w:id="22" w:name="_heading=h.2xcytpi" w:colFirst="0" w:colLast="0"/>
-      <w:bookmarkEnd w:id="22"/>
+      <w:bookmarkStart w:id="24" w:name="_heading=h.2xcytpi" w:colFirst="0" w:colLast="0"/>
+      <w:bookmarkEnd w:id="24"/>
       <w:r>
         <w:lastRenderedPageBreak/>
         <w:t>ТРЕБОВАНИЯ К ДОКУМЕНТИРОВАНИЮ</w:t>
@@ -5004,8 +5009,8 @@
         <w:ind w:left="0" w:firstLine="0"/>
         <w:jc w:val="center"/>
       </w:pPr>
-      <w:bookmarkStart w:id="23" w:name="_heading=h.1ci93xb" w:colFirst="0" w:colLast="0"/>
-      <w:bookmarkEnd w:id="23"/>
+      <w:bookmarkStart w:id="25" w:name="_heading=h.1ci93xb" w:colFirst="0" w:colLast="0"/>
+      <w:bookmarkEnd w:id="25"/>
       <w:r>
         <w:t>Перечень подлежащих разработке документов</w:t>
       </w:r>
@@ -5027,8 +5032,8 @@
         <w:ind w:left="0" w:firstLine="0"/>
         <w:jc w:val="center"/>
       </w:pPr>
-      <w:bookmarkStart w:id="24" w:name="_heading=h.3whwml4" w:colFirst="0" w:colLast="0"/>
-      <w:bookmarkEnd w:id="24"/>
+      <w:bookmarkStart w:id="26" w:name="_heading=h.3whwml4" w:colFirst="0" w:colLast="0"/>
+      <w:bookmarkEnd w:id="26"/>
       <w:r>
         <w:t>Вид представления и количество документов</w:t>
       </w:r>
@@ -5117,8 +5122,8 @@
         <w:ind w:left="0" w:firstLine="0"/>
         <w:jc w:val="center"/>
       </w:pPr>
-      <w:bookmarkStart w:id="25" w:name="_heading=h.2bn6wsx" w:colFirst="0" w:colLast="0"/>
-      <w:bookmarkEnd w:id="25"/>
+      <w:bookmarkStart w:id="27" w:name="_heading=h.2bn6wsx" w:colFirst="0" w:colLast="0"/>
+      <w:bookmarkEnd w:id="27"/>
       <w:r>
         <w:t>Требования по использованию ЕСКД и ЕСПД при разработке документов</w:t>
       </w:r>
@@ -5299,8 +5304,8 @@
         <w:ind w:left="0" w:firstLine="0"/>
         <w:jc w:val="center"/>
       </w:pPr>
-      <w:bookmarkStart w:id="26" w:name="_heading=h.qsh70q" w:colFirst="0" w:colLast="0"/>
-      <w:bookmarkEnd w:id="26"/>
+      <w:bookmarkStart w:id="28" w:name="_heading=h.qsh70q" w:colFirst="0" w:colLast="0"/>
+      <w:bookmarkEnd w:id="28"/>
       <w:r>
         <w:lastRenderedPageBreak/>
         <w:t>ИСТОЧНИКИ РАЗРАБОТКИ</w:t>
@@ -5433,8 +5438,70 @@
 </w:document>
 </file>
 
+<file path=word/comments.xml><?xml version="1.0" encoding="utf-8"?>
+<w:comments xmlns:wpc="http://schemas.microsoft.com/office/word/2010/wordprocessingCanvas" xmlns:cx="http://schemas.microsoft.com/office/drawing/2014/chartex" xmlns:cx1="http://schemas.microsoft.com/office/drawing/2015/9/8/chartex" xmlns:cx2="http://schemas.microsoft.com/office/drawing/2015/10/21/chartex" xmlns:cx3="http://schemas.microsoft.com/office/drawing/2016/5/9/chartex" xmlns:cx4="http://schemas.microsoft.com/office/drawing/2016/5/10/chartex" xmlns:cx5="http://schemas.microsoft.com/office/drawing/2016/5/11/chartex" xmlns:cx6="http://schemas.microsoft.com/office/drawing/2016/5/12/chartex" xmlns:cx7="http://schemas.microsoft.com/office/drawing/2016/5/13/chartex" xmlns:cx8="http://schemas.microsoft.com/office/drawing/2016/5/14/chartex" xmlns:mc="http://schemas.openxmlformats.org/markup-compatibility/2006" xmlns:aink="http://schemas.microsoft.com/office/drawing/2016/ink" xmlns:am3d="http://schemas.microsoft.com/office/drawing/2017/model3d" xmlns:o="urn:schemas-microsoft-com:office:office" xmlns:oel="http://schemas.microsoft.com/office/2019/extlst" xmlns:r="http://schemas.openxmlformats.org/officeDocument/2006/relationships" xmlns:m="http://schemas.openxmlformats.org/officeDocument/2006/math" xmlns:v="urn:schemas-microsoft-com:vml" xmlns:wp14="http://schemas.microsoft.com/office/word/2010/wordprocessingDrawing" xmlns:wp="http://schemas.openxmlformats.org/drawingml/2006/wordprocessingDrawing" xmlns:w10="urn:schemas-microsoft-com:office:word" xmlns:w="http://schemas.openxmlformats.org/wordprocessingml/2006/main" xmlns:w14="http://schemas.microsoft.com/office/word/2010/wordml" xmlns:w15="http://schemas.microsoft.com/office/word/2012/wordml" xmlns:w16cex="http://schemas.microsoft.com/office/word/2018/wordml/cex" xmlns:w16cid="http://schemas.microsoft.com/office/word/2016/wordml/cid" xmlns:w16="http://schemas.microsoft.com/office/word/2018/wordml" xmlns:w16du="http://schemas.microsoft.com/office/word/2023/wordml/word16du" xmlns:w16sdtdh="http://schemas.microsoft.com/office/word/2020/wordml/sdtdatahash" xmlns:w16sdtfl="http://schemas.microsoft.com/office/word/2024/wordml/sdtformatlock" xmlns:w16se="http://schemas.microsoft.com/office/word/2015/wordml/symex" xmlns:wpg="http://schemas.microsoft.com/office/word/2010/wordprocessingGroup" xmlns:wpi="http://schemas.microsoft.com/office/word/2010/wordprocessingInk" xmlns:wne="http://schemas.microsoft.com/office/word/2006/wordml" xmlns:wps="http://schemas.microsoft.com/office/word/2010/wordprocessingShape" mc:Ignorable="w14 w15 w16se w16cid w16 w16cex w16sdtdh w16sdtfl w16du wp14">
+  <w:comment w:id="7" w:author="Kalentyev Alexey" w:date="2026-09-16T11:47:00Z" w:initials="KA">
+    <w:p>
+      <w:pPr>
+        <w:pStyle w:val="af7"/>
+        <w:ind w:firstLine="0"/>
+        <w:jc w:val="left"/>
+      </w:pPr>
+      <w:r>
+        <w:rPr>
+          <w:rStyle w:val="af9"/>
+        </w:rPr>
+        <w:annotationRef/>
+      </w:r>
+      <w:r>
+        <w:t>На чертеже обозначить параметры.</w:t>
+      </w:r>
+    </w:p>
+  </w:comment>
+  <w:comment w:id="11" w:author="Kalentyev Alexey" w:date="2026-09-16T11:48:00Z" w:initials="KA">
+    <w:p>
+      <w:pPr>
+        <w:pStyle w:val="af7"/>
+        <w:ind w:firstLine="0"/>
+        <w:jc w:val="left"/>
+      </w:pPr>
+      <w:r>
+        <w:rPr>
+          <w:rStyle w:val="af9"/>
+        </w:rPr>
+        <w:annotationRef/>
+      </w:r>
+      <w:r>
+        <w:t>Конкретные контролы не пишутся в ТЗ.</w:t>
+      </w:r>
+    </w:p>
+  </w:comment>
+</w:comments>
+</file>
+
+<file path=word/commentsExtended.xml><?xml version="1.0" encoding="utf-8"?>
+<w15:commentsEx xmlns:wpc="http://schemas.microsoft.com/office/word/2010/wordprocessingCanvas" xmlns:cx="http://schemas.microsoft.com/office/drawing/2014/chartex" xmlns:cx1="http://schemas.microsoft.com/office/drawing/2015/9/8/chartex" xmlns:cx2="http://schemas.microsoft.com/office/drawing/2015/10/21/chartex" xmlns:cx3="http://schemas.microsoft.com/office/drawing/2016/5/9/chartex" xmlns:cx4="http://schemas.microsoft.com/office/drawing/2016/5/10/chartex" xmlns:cx5="http://schemas.microsoft.com/office/drawing/2016/5/11/chartex" xmlns:cx6="http://schemas.microsoft.com/office/drawing/2016/5/12/chartex" xmlns:cx7="http://schemas.microsoft.com/office/drawing/2016/5/13/chartex" xmlns:cx8="http://schemas.microsoft.com/office/drawing/2016/5/14/chartex" xmlns:mc="http://schemas.openxmlformats.org/markup-compatibility/2006" xmlns:aink="http://schemas.microsoft.com/office/drawing/2016/ink" xmlns:am3d="http://schemas.microsoft.com/office/drawing/2017/model3d" xmlns:o="urn:schemas-microsoft-com:office:office" xmlns:oel="http://schemas.microsoft.com/office/2019/extlst" xmlns:r="http://schemas.openxmlformats.org/officeDocument/2006/relationships" xmlns:m="http://schemas.openxmlformats.org/officeDocument/2006/math" xmlns:v="urn:schemas-microsoft-com:vml" xmlns:wp14="http://schemas.microsoft.com/office/word/2010/wordprocessingDrawing" xmlns:wp="http://schemas.openxmlformats.org/drawingml/2006/wordprocessingDrawing" xmlns:w10="urn:schemas-microsoft-com:office:word" xmlns:w="http://schemas.openxmlformats.org/wordprocessingml/2006/main" xmlns:w14="http://schemas.microsoft.com/office/word/2010/wordml" xmlns:w15="http://schemas.microsoft.com/office/word/2012/wordml" xmlns:w16cex="http://schemas.microsoft.com/office/word/2018/wordml/cex" xmlns:w16cid="http://schemas.microsoft.com/office/word/2016/wordml/cid" xmlns:w16="http://schemas.microsoft.com/office/word/2018/wordml" xmlns:w16du="http://schemas.microsoft.com/office/word/2023/wordml/word16du" xmlns:w16sdtdh="http://schemas.microsoft.com/office/word/2020/wordml/sdtdatahash" xmlns:w16sdtfl="http://schemas.microsoft.com/office/word/2024/wordml/sdtformatlock" xmlns:w16se="http://schemas.microsoft.com/office/word/2015/wordml/symex" xmlns:wpg="http://schemas.microsoft.com/office/word/2010/wordprocessingGroup" xmlns:wpi="http://schemas.microsoft.com/office/word/2010/wordprocessingInk" xmlns:wne="http://schemas.microsoft.com/office/word/2006/wordml" xmlns:wps="http://schemas.microsoft.com/office/word/2010/wordprocessingShape" mc:Ignorable="w14 w15 w16se w16cid w16 w16cex w16sdtdh w16sdtfl w16du wp14">
+  <w15:commentEx w15:paraId="20F54D40" w15:done="0"/>
+  <w15:commentEx w15:paraId="6E4CC2F3" w15:done="0"/>
+</w15:commentsEx>
+</file>
+
+<file path=word/commentsExtensible.xml><?xml version="1.0" encoding="utf-8"?>
+<w16cex:commentsExtensible xmlns:wpc="http://schemas.microsoft.com/office/word/2010/wordprocessingCanvas" xmlns:cx="http://schemas.microsoft.com/office/drawing/2014/chartex" xmlns:cx1="http://schemas.microsoft.com/office/drawing/2015/9/8/chartex" xmlns:cx2="http://schemas.microsoft.com/office/drawing/2015/10/21/chartex" xmlns:cx3="http://schemas.microsoft.com/office/drawing/2016/5/9/chartex" xmlns:cx4="http://schemas.microsoft.com/office/drawing/2016/5/10/chartex" xmlns:cx5="http://schemas.microsoft.com/office/drawing/2016/5/11/chartex" xmlns:cx6="http://schemas.microsoft.com/office/drawing/2016/5/12/chartex" xmlns:cx7="http://schemas.microsoft.com/office/drawing/2016/5/13/chartex" xmlns:cx8="http://schemas.microsoft.com/office/drawing/2016/5/14/chartex" xmlns:cr="http://schemas.microsoft.com/office/comments/2020/reactions" xmlns:mc="http://schemas.openxmlformats.org/markup-compatibility/2006" xmlns:aink="http://schemas.microsoft.com/office/drawing/2016/ink" xmlns:am3d="http://schemas.microsoft.com/office/drawing/2017/model3d" xmlns:o="urn:schemas-microsoft-com:office:office" xmlns:oel="http://schemas.microsoft.com/office/2019/extlst" xmlns:r="http://schemas.openxmlformats.org/officeDocument/2006/relationships" xmlns:m="http://schemas.openxmlformats.org/officeDocument/2006/math" xmlns:v="urn:schemas-microsoft-com:vml" xmlns:wp14="http://schemas.microsoft.com/office/word/2010/wordprocessingDrawing" xmlns:wp="http://schemas.openxmlformats.org/drawingml/2006/wordprocessingDrawing" xmlns:w10="urn:schemas-microsoft-com:office:word" xmlns:w="http://schemas.openxmlformats.org/wordprocessingml/2006/main" xmlns:w14="http://schemas.microsoft.com/office/word/2010/wordml" xmlns:w15="http://schemas.microsoft.com/office/word/2012/wordml" xmlns:w16cex="http://schemas.microsoft.com/office/word/2018/wordml/cex" xmlns:w16cid="http://schemas.microsoft.com/office/word/2016/wordml/cid" xmlns:w16="http://schemas.microsoft.com/office/word/2018/wordml" xmlns:w16du="http://schemas.microsoft.com/office/word/2023/wordml/word16du" xmlns:w16sdtdh="http://schemas.microsoft.com/office/word/2020/wordml/sdtdatahash" xmlns:w16sdtfl="http://schemas.microsoft.com/office/word/2024/wordml/sdtformatlock" xmlns:w16se="http://schemas.microsoft.com/office/word/2015/wordml/symex" xmlns:wpg="http://schemas.microsoft.com/office/word/2010/wordprocessingGroup" xmlns:wpi="http://schemas.microsoft.com/office/word/2010/wordprocessingInk" xmlns:wne="http://schemas.microsoft.com/office/word/2006/wordml" xmlns:wps="http://schemas.microsoft.com/office/word/2010/wordprocessingShape" mc:Ignorable="w14 w15 w16se w16cid w16 w16cex w16sdtdh w16sdtfl cr w16du wp14">
+  <w16cex:commentExtensible w16cex:durableId="29EC95D9" w16cex:dateUtc="2026-09-16T04:47:00Z"/>
+  <w16cex:commentExtensible w16cex:durableId="7735AF4C" w16cex:dateUtc="2026-09-16T04:48:00Z"/>
+</w16cex:commentsExtensible>
+</file>
+
+<file path=word/commentsIds.xml><?xml version="1.0" encoding="utf-8"?>
+<w16cid:commentsIds xmlns:wpc="http://schemas.microsoft.com/office/word/2010/wordprocessingCanvas" xmlns:cx="http://schemas.microsoft.com/office/drawing/2014/chartex" xmlns:cx1="http://schemas.microsoft.com/office/drawing/2015/9/8/chartex" xmlns:cx2="http://schemas.microsoft.com/office/drawing/2015/10/21/chartex" xmlns:cx3="http://schemas.microsoft.com/office/drawing/2016/5/9/chartex" xmlns:cx4="http://schemas.microsoft.com/office/drawing/2016/5/10/chartex" xmlns:cx5="http://schemas.microsoft.com/office/drawing/2016/5/11/chartex" xmlns:cx6="http://schemas.microsoft.com/office/drawing/2016/5/12/chartex" xmlns:cx7="http://schemas.microsoft.com/office/drawing/2016/5/13/chartex" xmlns:cx8="http://schemas.microsoft.com/office/drawing/2016/5/14/chartex" xmlns:mc="http://schemas.openxmlformats.org/markup-compatibility/2006" xmlns:aink="http://schemas.microsoft.com/office/drawing/2016/ink" xmlns:am3d="http://schemas.microsoft.com/office/drawing/2017/model3d" xmlns:o="urn:schemas-microsoft-com:office:office" xmlns:oel="http://schemas.microsoft.com/office/2019/extlst" xmlns:r="http://schemas.openxmlformats.org/officeDocument/2006/relationships" xmlns:m="http://schemas.openxmlformats.org/officeDocument/2006/math" xmlns:v="urn:schemas-microsoft-com:vml" xmlns:wp14="http://schemas.microsoft.com/office/word/2010/wordprocessingDrawing" xmlns:wp="http://schemas.openxmlformats.org/drawingml/2006/wordprocessingDrawing" xmlns:w10="urn:schemas-microsoft-com:office:word" xmlns:w="http://schemas.openxmlformats.org/wordprocessingml/2006/main" xmlns:w14="http://schemas.microsoft.com/office/word/2010/wordml" xmlns:w15="http://schemas.microsoft.com/office/word/2012/wordml" xmlns:w16cex="http://schemas.microsoft.com/office/word/2018/wordml/cex" xmlns:w16cid="http://schemas.microsoft.com/office/word/2016/wordml/cid" xmlns:w16="http://schemas.microsoft.com/office/word/2018/wordml" xmlns:w16du="http://schemas.microsoft.com/office/word/2023/wordml/word16du" xmlns:w16sdtdh="http://schemas.microsoft.com/office/word/2020/wordml/sdtdatahash" xmlns:w16sdtfl="http://schemas.microsoft.com/office/word/2024/wordml/sdtformatlock" xmlns:w16se="http://schemas.microsoft.com/office/word/2015/wordml/symex" xmlns:wpg="http://schemas.microsoft.com/office/word/2010/wordprocessingGroup" xmlns:wpi="http://schemas.microsoft.com/office/word/2010/wordprocessingInk" xmlns:wne="http://schemas.microsoft.com/office/word/2006/wordml" xmlns:wps="http://schemas.microsoft.com/office/word/2010/wordprocessingShape" mc:Ignorable="w14 w15 w16se w16cid w16 w16cex w16sdtdh w16sdtfl w16du wp14">
+  <w16cid:commentId w16cid:paraId="20F54D40" w16cid:durableId="29EC95D9"/>
+  <w16cid:commentId w16cid:paraId="6E4CC2F3" w16cid:durableId="7735AF4C"/>
+</w16cid:commentsIds>
+</file>
+
 <file path=word/endnotes.xml><?xml version="1.0" encoding="utf-8"?>
-<w:endnotes xmlns:wpc="http://schemas.microsoft.com/office/word/2010/wordprocessingCanvas" xmlns:cx="http://schemas.microsoft.com/office/drawing/2014/chartex" xmlns:cx1="http://schemas.microsoft.com/office/drawing/2015/9/8/chartex" xmlns:cx2="http://schemas.microsoft.com/office/drawing/2015/10/21/chartex" xmlns:cx3="http://schemas.microsoft.com/office/drawing/2016/5/9/chartex" xmlns:cx4="http://schemas.microsoft.com/office/drawing/2016/5/10/chartex" xmlns:cx5="http://schemas.microsoft.com/office/drawing/2016/5/11/chartex" xmlns:cx6="http://schemas.microsoft.com/office/drawing/2016/5/12/chartex" xmlns:cx7="http://schemas.microsoft.com/office/drawing/2016/5/13/chartex" xmlns:cx8="http://schemas.microsoft.com/office/drawing/2016/5/14/chartex" xmlns:mc="http://schemas.openxmlformats.org/markup-compatibility/2006" xmlns:aink="http://schemas.microsoft.com/office/drawing/2016/ink" xmlns:am3d="http://schemas.microsoft.com/office/drawing/2017/model3d" xmlns:o="urn:schemas-microsoft-com:office:office" xmlns:oel="http://schemas.microsoft.com/office/2019/extlst" xmlns:r="http://schemas.openxmlformats.org/officeDocument/2006/relationships" xmlns:m="http://schemas.openxmlformats.org/officeDocument/2006/math" xmlns:v="urn:schemas-microsoft-com:vml" xmlns:wp14="http://schemas.microsoft.com/office/word/2010/wordprocessingDrawing" xmlns:wp="http://schemas.openxmlformats.org/drawingml/2006/wordprocessingDrawing" xmlns:w10="urn:schemas-microsoft-com:office:word" xmlns:w="http://schemas.openxmlformats.org/wordprocessingml/2006/main" xmlns:w14="http://schemas.microsoft.com/office/word/2010/wordml" xmlns:w15="http://schemas.microsoft.com/office/word/2012/wordml" xmlns:w16cex="http://schemas.microsoft.com/office/word/2018/wordml/cex" xmlns:w16cid="http://schemas.microsoft.com/office/word/2016/wordml/cid" xmlns:w16="http://schemas.microsoft.com/office/word/2018/wordml" xmlns:w16sdtdh="http://schemas.microsoft.com/office/word/2020/wordml/sdtdatahash" xmlns:w16se="http://schemas.microsoft.com/office/word/2015/wordml/symex" xmlns:wpg="http://schemas.microsoft.com/office/word/2010/wordprocessingGroup" xmlns:wpi="http://schemas.microsoft.com/office/word/2010/wordprocessingInk" xmlns:wne="http://schemas.microsoft.com/office/word/2006/wordml" xmlns:wps="http://schemas.microsoft.com/office/word/2010/wordprocessingShape" mc:Ignorable="w14 w15 w16se w16cid w16 w16cex w16sdtdh wp14">
+<w:endnotes xmlns:wpc="http://schemas.microsoft.com/office/word/2010/wordprocessingCanvas" xmlns:cx="http://schemas.microsoft.com/office/drawing/2014/chartex" xmlns:cx1="http://schemas.microsoft.com/office/drawing/2015/9/8/chartex" xmlns:cx2="http://schemas.microsoft.com/office/drawing/2015/10/21/chartex" xmlns:cx3="http://schemas.microsoft.com/office/drawing/2016/5/9/chartex" xmlns:cx4="http://schemas.microsoft.com/office/drawing/2016/5/10/chartex" xmlns:cx5="http://schemas.microsoft.com/office/drawing/2016/5/11/chartex" xmlns:cx6="http://schemas.microsoft.com/office/drawing/2016/5/12/chartex" xmlns:cx7="http://schemas.microsoft.com/office/drawing/2016/5/13/chartex" xmlns:cx8="http://schemas.microsoft.com/office/drawing/2016/5/14/chartex" xmlns:mc="http://schemas.openxmlformats.org/markup-compatibility/2006" xmlns:aink="http://schemas.microsoft.com/office/drawing/2016/ink" xmlns:am3d="http://schemas.microsoft.com/office/drawing/2017/model3d" xmlns:o="urn:schemas-microsoft-com:office:office" xmlns:oel="http://schemas.microsoft.com/office/2019/extlst" xmlns:r="http://schemas.openxmlformats.org/officeDocument/2006/relationships" xmlns:m="http://schemas.openxmlformats.org/officeDocument/2006/math" xmlns:v="urn:schemas-microsoft-com:vml" xmlns:wp14="http://schemas.microsoft.com/office/word/2010/wordprocessingDrawing" xmlns:wp="http://schemas.openxmlformats.org/drawingml/2006/wordprocessingDrawing" xmlns:w10="urn:schemas-microsoft-com:office:word" xmlns:w="http://schemas.openxmlformats.org/wordprocessingml/2006/main" xmlns:w14="http://schemas.microsoft.com/office/word/2010/wordml" xmlns:w15="http://schemas.microsoft.com/office/word/2012/wordml" xmlns:w16cex="http://schemas.microsoft.com/office/word/2018/wordml/cex" xmlns:w16cid="http://schemas.microsoft.com/office/word/2016/wordml/cid" xmlns:w16="http://schemas.microsoft.com/office/word/2018/wordml" xmlns:w16du="http://schemas.microsoft.com/office/word/2023/wordml/word16du" xmlns:w16sdtdh="http://schemas.microsoft.com/office/word/2020/wordml/sdtdatahash" xmlns:w16sdtfl="http://schemas.microsoft.com/office/word/2024/wordml/sdtformatlock" xmlns:w16se="http://schemas.microsoft.com/office/word/2015/wordml/symex" xmlns:wpg="http://schemas.microsoft.com/office/word/2010/wordprocessingGroup" xmlns:wpi="http://schemas.microsoft.com/office/word/2010/wordprocessingInk" xmlns:wne="http://schemas.microsoft.com/office/word/2006/wordml" xmlns:wps="http://schemas.microsoft.com/office/word/2010/wordprocessingShape" mc:Ignorable="w14 w15 w16se w16cid w16 w16cex w16sdtdh w16sdtfl w16du wp14">
   <w:endnote w:type="separator" w:id="-1">
     <w:p>
       <w:pPr>
@@ -5459,7 +5526,7 @@
 </file>
 
 <file path=word/footer1.xml><?xml version="1.0" encoding="utf-8"?>
-<w:ftr xmlns:wpc="http://schemas.microsoft.com/office/word/2010/wordprocessingCanvas" xmlns:cx="http://schemas.microsoft.com/office/drawing/2014/chartex" xmlns:cx1="http://schemas.microsoft.com/office/drawing/2015/9/8/chartex" xmlns:cx2="http://schemas.microsoft.com/office/drawing/2015/10/21/chartex" xmlns:cx3="http://schemas.microsoft.com/office/drawing/2016/5/9/chartex" xmlns:cx4="http://schemas.microsoft.com/office/drawing/2016/5/10/chartex" xmlns:cx5="http://schemas.microsoft.com/office/drawing/2016/5/11/chartex" xmlns:cx6="http://schemas.microsoft.com/office/drawing/2016/5/12/chartex" xmlns:cx7="http://schemas.microsoft.com/office/drawing/2016/5/13/chartex" xmlns:cx8="http://schemas.microsoft.com/office/drawing/2016/5/14/chartex" xmlns:mc="http://schemas.openxmlformats.org/markup-compatibility/2006" xmlns:aink="http://schemas.microsoft.com/office/drawing/2016/ink" xmlns:am3d="http://schemas.microsoft.com/office/drawing/2017/model3d" xmlns:o="urn:schemas-microsoft-com:office:office" xmlns:oel="http://schemas.microsoft.com/office/2019/extlst" xmlns:r="http://schemas.openxmlformats.org/officeDocument/2006/relationships" xmlns:m="http://schemas.openxmlformats.org/officeDocument/2006/math" xmlns:v="urn:schemas-microsoft-com:vml" xmlns:wp14="http://schemas.microsoft.com/office/word/2010/wordprocessingDrawing" xmlns:wp="http://schemas.openxmlformats.org/drawingml/2006/wordprocessingDrawing" xmlns:w10="urn:schemas-microsoft-com:office:word" xmlns:w="http://schemas.openxmlformats.org/wordprocessingml/2006/main" xmlns:w14="http://schemas.microsoft.com/office/word/2010/wordml" xmlns:w15="http://schemas.microsoft.com/office/word/2012/wordml" xmlns:w16cex="http://schemas.microsoft.com/office/word/2018/wordml/cex" xmlns:w16cid="http://schemas.microsoft.com/office/word/2016/wordml/cid" xmlns:w16="http://schemas.microsoft.com/office/word/2018/wordml" xmlns:w16sdtdh="http://schemas.microsoft.com/office/word/2020/wordml/sdtdatahash" xmlns:w16se="http://schemas.microsoft.com/office/word/2015/wordml/symex" xmlns:wpg="http://schemas.microsoft.com/office/word/2010/wordprocessingGroup" xmlns:wpi="http://schemas.microsoft.com/office/word/2010/wordprocessingInk" xmlns:wne="http://schemas.microsoft.com/office/word/2006/wordml" xmlns:wps="http://schemas.microsoft.com/office/word/2010/wordprocessingShape" mc:Ignorable="w14 w15 w16se w16cid w16 w16cex w16sdtdh wp14">
+<w:ftr xmlns:wpc="http://schemas.microsoft.com/office/word/2010/wordprocessingCanvas" xmlns:cx="http://schemas.microsoft.com/office/drawing/2014/chartex" xmlns:cx1="http://schemas.microsoft.com/office/drawing/2015/9/8/chartex" xmlns:cx2="http://schemas.microsoft.com/office/drawing/2015/10/21/chartex" xmlns:cx3="http://schemas.microsoft.com/office/drawing/2016/5/9/chartex" xmlns:cx4="http://schemas.microsoft.com/office/drawing/2016/5/10/chartex" xmlns:cx5="http://schemas.microsoft.com/office/drawing/2016/5/11/chartex" xmlns:cx6="http://schemas.microsoft.com/office/drawing/2016/5/12/chartex" xmlns:cx7="http://schemas.microsoft.com/office/drawing/2016/5/13/chartex" xmlns:cx8="http://schemas.microsoft.com/office/drawing/2016/5/14/chartex" xmlns:mc="http://schemas.openxmlformats.org/markup-compatibility/2006" xmlns:aink="http://schemas.microsoft.com/office/drawing/2016/ink" xmlns:am3d="http://schemas.microsoft.com/office/drawing/2017/model3d" xmlns:o="urn:schemas-microsoft-com:office:office" xmlns:oel="http://schemas.microsoft.com/office/2019/extlst" xmlns:r="http://schemas.openxmlformats.org/officeDocument/2006/relationships" xmlns:m="http://schemas.openxmlformats.org/officeDocument/2006/math" xmlns:v="urn:schemas-microsoft-com:vml" xmlns:wp14="http://schemas.microsoft.com/office/word/2010/wordprocessingDrawing" xmlns:wp="http://schemas.openxmlformats.org/drawingml/2006/wordprocessingDrawing" xmlns:w10="urn:schemas-microsoft-com:office:word" xmlns:w="http://schemas.openxmlformats.org/wordprocessingml/2006/main" xmlns:w14="http://schemas.microsoft.com/office/word/2010/wordml" xmlns:w15="http://schemas.microsoft.com/office/word/2012/wordml" xmlns:w16cex="http://schemas.microsoft.com/office/word/2018/wordml/cex" xmlns:w16cid="http://schemas.microsoft.com/office/word/2016/wordml/cid" xmlns:w16="http://schemas.microsoft.com/office/word/2018/wordml" xmlns:w16du="http://schemas.microsoft.com/office/word/2023/wordml/word16du" xmlns:w16sdtdh="http://schemas.microsoft.com/office/word/2020/wordml/sdtdatahash" xmlns:w16sdtfl="http://schemas.microsoft.com/office/word/2024/wordml/sdtformatlock" xmlns:w16se="http://schemas.microsoft.com/office/word/2015/wordml/symex" xmlns:wpg="http://schemas.microsoft.com/office/word/2010/wordprocessingGroup" xmlns:wpi="http://schemas.microsoft.com/office/word/2010/wordprocessingInk" xmlns:wne="http://schemas.microsoft.com/office/word/2006/wordml" xmlns:wps="http://schemas.microsoft.com/office/word/2010/wordprocessingShape" mc:Ignorable="w14 w15 w16se w16cid w16 w16cex w16sdtdh w16sdtfl w16du wp14">
   <w:p>
     <w:pPr>
       <w:pBdr>
@@ -5484,7 +5551,7 @@
 </file>
 
 <file path=word/footnotes.xml><?xml version="1.0" encoding="utf-8"?>
-<w:footnotes xmlns:wpc="http://schemas.microsoft.com/office/word/2010/wordprocessingCanvas" xmlns:cx="http://schemas.microsoft.com/office/drawing/2014/chartex" xmlns:cx1="http://schemas.microsoft.com/office/drawing/2015/9/8/chartex" xmlns:cx2="http://schemas.microsoft.com/office/drawing/2015/10/21/chartex" xmlns:cx3="http://schemas.microsoft.com/office/drawing/2016/5/9/chartex" xmlns:cx4="http://schemas.microsoft.com/office/drawing/2016/5/10/chartex" xmlns:cx5="http://schemas.microsoft.com/office/drawing/2016/5/11/chartex" xmlns:cx6="http://schemas.microsoft.com/office/drawing/2016/5/12/chartex" xmlns:cx7="http://schemas.microsoft.com/office/drawing/2016/5/13/chartex" xmlns:cx8="http://schemas.microsoft.com/office/drawing/2016/5/14/chartex" xmlns:mc="http://schemas.openxmlformats.org/markup-compatibility/2006" xmlns:aink="http://schemas.microsoft.com/office/drawing/2016/ink" xmlns:am3d="http://schemas.microsoft.com/office/drawing/2017/model3d" xmlns:o="urn:schemas-microsoft-com:office:office" xmlns:oel="http://schemas.microsoft.com/office/2019/extlst" xmlns:r="http://schemas.openxmlformats.org/officeDocument/2006/relationships" xmlns:m="http://schemas.openxmlformats.org/officeDocument/2006/math" xmlns:v="urn:schemas-microsoft-com:vml" xmlns:wp14="http://schemas.microsoft.com/office/word/2010/wordprocessingDrawing" xmlns:wp="http://schemas.openxmlformats.org/drawingml/2006/wordprocessingDrawing" xmlns:w10="urn:schemas-microsoft-com:office:word" xmlns:w="http://schemas.openxmlformats.org/wordprocessingml/2006/main" xmlns:w14="http://schemas.microsoft.com/office/word/2010/wordml" xmlns:w15="http://schemas.microsoft.com/office/word/2012/wordml" xmlns:w16cex="http://schemas.microsoft.com/office/word/2018/wordml/cex" xmlns:w16cid="http://schemas.microsoft.com/office/word/2016/wordml/cid" xmlns:w16="http://schemas.microsoft.com/office/word/2018/wordml" xmlns:w16sdtdh="http://schemas.microsoft.com/office/word/2020/wordml/sdtdatahash" xmlns:w16se="http://schemas.microsoft.com/office/word/2015/wordml/symex" xmlns:wpg="http://schemas.microsoft.com/office/word/2010/wordprocessingGroup" xmlns:wpi="http://schemas.microsoft.com/office/word/2010/wordprocessingInk" xmlns:wne="http://schemas.microsoft.com/office/word/2006/wordml" xmlns:wps="http://schemas.microsoft.com/office/word/2010/wordprocessingShape" mc:Ignorable="w14 w15 w16se w16cid w16 w16cex w16sdtdh wp14">
+<w:footnotes xmlns:wpc="http://schemas.microsoft.com/office/word/2010/wordprocessingCanvas" xmlns:cx="http://schemas.microsoft.com/office/drawing/2014/chartex" xmlns:cx1="http://schemas.microsoft.com/office/drawing/2015/9/8/chartex" xmlns:cx2="http://schemas.microsoft.com/office/drawing/2015/10/21/chartex" xmlns:cx3="http://schemas.microsoft.com/office/drawing/2016/5/9/chartex" xmlns:cx4="http://schemas.microsoft.com/office/drawing/2016/5/10/chartex" xmlns:cx5="http://schemas.microsoft.com/office/drawing/2016/5/11/chartex" xmlns:cx6="http://schemas.microsoft.com/office/drawing/2016/5/12/chartex" xmlns:cx7="http://schemas.microsoft.com/office/drawing/2016/5/13/chartex" xmlns:cx8="http://schemas.microsoft.com/office/drawing/2016/5/14/chartex" xmlns:mc="http://schemas.openxmlformats.org/markup-compatibility/2006" xmlns:aink="http://schemas.microsoft.com/office/drawing/2016/ink" xmlns:am3d="http://schemas.microsoft.com/office/drawing/2017/model3d" xmlns:o="urn:schemas-microsoft-com:office:office" xmlns:oel="http://schemas.microsoft.com/office/2019/extlst" xmlns:r="http://schemas.openxmlformats.org/officeDocument/2006/relationships" xmlns:m="http://schemas.openxmlformats.org/officeDocument/2006/math" xmlns:v="urn:schemas-microsoft-com:vml" xmlns:wp14="http://schemas.microsoft.com/office/word/2010/wordprocessingDrawing" xmlns:wp="http://schemas.openxmlformats.org/drawingml/2006/wordprocessingDrawing" xmlns:w10="urn:schemas-microsoft-com:office:word" xmlns:w="http://schemas.openxmlformats.org/wordprocessingml/2006/main" xmlns:w14="http://schemas.microsoft.com/office/word/2010/wordml" xmlns:w15="http://schemas.microsoft.com/office/word/2012/wordml" xmlns:w16cex="http://schemas.microsoft.com/office/word/2018/wordml/cex" xmlns:w16cid="http://schemas.microsoft.com/office/word/2016/wordml/cid" xmlns:w16="http://schemas.microsoft.com/office/word/2018/wordml" xmlns:w16du="http://schemas.microsoft.com/office/word/2023/wordml/word16du" xmlns:w16sdtdh="http://schemas.microsoft.com/office/word/2020/wordml/sdtdatahash" xmlns:w16sdtfl="http://schemas.microsoft.com/office/word/2024/wordml/sdtformatlock" xmlns:w16se="http://schemas.microsoft.com/office/word/2015/wordml/symex" xmlns:wpg="http://schemas.microsoft.com/office/word/2010/wordprocessingGroup" xmlns:wpi="http://schemas.microsoft.com/office/word/2010/wordprocessingInk" xmlns:wne="http://schemas.microsoft.com/office/word/2006/wordml" xmlns:wps="http://schemas.microsoft.com/office/word/2010/wordprocessingShape" mc:Ignorable="w14 w15 w16se w16cid w16 w16cex w16sdtdh w16sdtfl w16du wp14">
   <w:footnote w:type="separator" w:id="-1">
     <w:p>
       <w:pPr>
@@ -5509,7 +5576,7 @@
 </file>
 
 <file path=word/header1.xml><?xml version="1.0" encoding="utf-8"?>
-<w:hdr xmlns:wpc="http://schemas.microsoft.com/office/word/2010/wordprocessingCanvas" xmlns:cx="http://schemas.microsoft.com/office/drawing/2014/chartex" xmlns:cx1="http://schemas.microsoft.com/office/drawing/2015/9/8/chartex" xmlns:cx2="http://schemas.microsoft.com/office/drawing/2015/10/21/chartex" xmlns:cx3="http://schemas.microsoft.com/office/drawing/2016/5/9/chartex" xmlns:cx4="http://schemas.microsoft.com/office/drawing/2016/5/10/chartex" xmlns:cx5="http://schemas.microsoft.com/office/drawing/2016/5/11/chartex" xmlns:cx6="http://schemas.microsoft.com/office/drawing/2016/5/12/chartex" xmlns:cx7="http://schemas.microsoft.com/office/drawing/2016/5/13/chartex" xmlns:cx8="http://schemas.microsoft.com/office/drawing/2016/5/14/chartex" xmlns:mc="http://schemas.openxmlformats.org/markup-compatibility/2006" xmlns:aink="http://schemas.microsoft.com/office/drawing/2016/ink" xmlns:am3d="http://schemas.microsoft.com/office/drawing/2017/model3d" xmlns:o="urn:schemas-microsoft-com:office:office" xmlns:oel="http://schemas.microsoft.com/office/2019/extlst" xmlns:r="http://schemas.openxmlformats.org/officeDocument/2006/relationships" xmlns:m="http://schemas.openxmlformats.org/officeDocument/2006/math" xmlns:v="urn:schemas-microsoft-com:vml" xmlns:wp14="http://schemas.microsoft.com/office/word/2010/wordprocessingDrawing" xmlns:wp="http://schemas.openxmlformats.org/drawingml/2006/wordprocessingDrawing" xmlns:w10="urn:schemas-microsoft-com:office:word" xmlns:w="http://schemas.openxmlformats.org/wordprocessingml/2006/main" xmlns:w14="http://schemas.microsoft.com/office/word/2010/wordml" xmlns:w15="http://schemas.microsoft.com/office/word/2012/wordml" xmlns:w16cex="http://schemas.microsoft.com/office/word/2018/wordml/cex" xmlns:w16cid="http://schemas.microsoft.com/office/word/2016/wordml/cid" xmlns:w16="http://schemas.microsoft.com/office/word/2018/wordml" xmlns:w16sdtdh="http://schemas.microsoft.com/office/word/2020/wordml/sdtdatahash" xmlns:w16se="http://schemas.microsoft.com/office/word/2015/wordml/symex" xmlns:wpg="http://schemas.microsoft.com/office/word/2010/wordprocessingGroup" xmlns:wpi="http://schemas.microsoft.com/office/word/2010/wordprocessingInk" xmlns:wne="http://schemas.microsoft.com/office/word/2006/wordml" xmlns:wps="http://schemas.microsoft.com/office/word/2010/wordprocessingShape" mc:Ignorable="w14 w15 w16se w16cid w16 w16cex w16sdtdh wp14">
+<w:hdr xmlns:wpc="http://schemas.microsoft.com/office/word/2010/wordprocessingCanvas" xmlns:cx="http://schemas.microsoft.com/office/drawing/2014/chartex" xmlns:cx1="http://schemas.microsoft.com/office/drawing/2015/9/8/chartex" xmlns:cx2="http://schemas.microsoft.com/office/drawing/2015/10/21/chartex" xmlns:cx3="http://schemas.microsoft.com/office/drawing/2016/5/9/chartex" xmlns:cx4="http://schemas.microsoft.com/office/drawing/2016/5/10/chartex" xmlns:cx5="http://schemas.microsoft.com/office/drawing/2016/5/11/chartex" xmlns:cx6="http://schemas.microsoft.com/office/drawing/2016/5/12/chartex" xmlns:cx7="http://schemas.microsoft.com/office/drawing/2016/5/13/chartex" xmlns:cx8="http://schemas.microsoft.com/office/drawing/2016/5/14/chartex" xmlns:mc="http://schemas.openxmlformats.org/markup-compatibility/2006" xmlns:aink="http://schemas.microsoft.com/office/drawing/2016/ink" xmlns:am3d="http://schemas.microsoft.com/office/drawing/2017/model3d" xmlns:o="urn:schemas-microsoft-com:office:office" xmlns:oel="http://schemas.microsoft.com/office/2019/extlst" xmlns:r="http://schemas.openxmlformats.org/officeDocument/2006/relationships" xmlns:m="http://schemas.openxmlformats.org/officeDocument/2006/math" xmlns:v="urn:schemas-microsoft-com:vml" xmlns:wp14="http://schemas.microsoft.com/office/word/2010/wordprocessingDrawing" xmlns:wp="http://schemas.openxmlformats.org/drawingml/2006/wordprocessingDrawing" xmlns:w10="urn:schemas-microsoft-com:office:word" xmlns:w="http://schemas.openxmlformats.org/wordprocessingml/2006/main" xmlns:w14="http://schemas.microsoft.com/office/word/2010/wordml" xmlns:w15="http://schemas.microsoft.com/office/word/2012/wordml" xmlns:w16cex="http://schemas.microsoft.com/office/word/2018/wordml/cex" xmlns:w16cid="http://schemas.microsoft.com/office/word/2016/wordml/cid" xmlns:w16="http://schemas.microsoft.com/office/word/2018/wordml" xmlns:w16du="http://schemas.microsoft.com/office/word/2023/wordml/word16du" xmlns:w16sdtdh="http://schemas.microsoft.com/office/word/2020/wordml/sdtdatahash" xmlns:w16sdtfl="http://schemas.microsoft.com/office/word/2024/wordml/sdtformatlock" xmlns:w16se="http://schemas.microsoft.com/office/word/2015/wordml/symex" xmlns:wpg="http://schemas.microsoft.com/office/word/2010/wordprocessingGroup" xmlns:wpi="http://schemas.microsoft.com/office/word/2010/wordprocessingInk" xmlns:wne="http://schemas.microsoft.com/office/word/2006/wordml" xmlns:wps="http://schemas.microsoft.com/office/word/2010/wordprocessingShape" mc:Ignorable="w14 w15 w16se w16cid w16 w16cex w16sdtdh w16sdtfl w16du wp14">
   <w:p>
     <w:pPr>
       <w:pBdr>
@@ -5529,7 +5596,7 @@
 </file>
 
 <file path=word/numbering.xml><?xml version="1.0" encoding="utf-8"?>
-<w:numbering xmlns:wpc="http://schemas.microsoft.com/office/word/2010/wordprocessingCanvas" xmlns:cx="http://schemas.microsoft.com/office/drawing/2014/chartex" xmlns:cx1="http://schemas.microsoft.com/office/drawing/2015/9/8/chartex" xmlns:cx2="http://schemas.microsoft.com/office/drawing/2015/10/21/chartex" xmlns:cx3="http://schemas.microsoft.com/office/drawing/2016/5/9/chartex" xmlns:cx4="http://schemas.microsoft.com/office/drawing/2016/5/10/chartex" xmlns:cx5="http://schemas.microsoft.com/office/drawing/2016/5/11/chartex" xmlns:cx6="http://schemas.microsoft.com/office/drawing/2016/5/12/chartex" xmlns:cx7="http://schemas.microsoft.com/office/drawing/2016/5/13/chartex" xmlns:cx8="http://schemas.microsoft.com/office/drawing/2016/5/14/chartex" xmlns:mc="http://schemas.openxmlformats.org/markup-compatibility/2006" xmlns:aink="http://schemas.microsoft.com/office/drawing/2016/ink" xmlns:am3d="http://schemas.microsoft.com/office/drawing/2017/model3d" xmlns:o="urn:schemas-microsoft-com:office:office" xmlns:oel="http://schemas.microsoft.com/office/2019/extlst" xmlns:r="http://schemas.openxmlformats.org/officeDocument/2006/relationships" xmlns:m="http://schemas.openxmlformats.org/officeDocument/2006/math" xmlns:v="urn:schemas-microsoft-com:vml" xmlns:wp14="http://schemas.microsoft.com/office/word/2010/wordprocessingDrawing" xmlns:wp="http://schemas.openxmlformats.org/drawingml/2006/wordprocessingDrawing" xmlns:w10="urn:schemas-microsoft-com:office:word" xmlns:w="http://schemas.openxmlformats.org/wordprocessingml/2006/main" xmlns:w14="http://schemas.microsoft.com/office/word/2010/wordml" xmlns:w15="http://schemas.microsoft.com/office/word/2012/wordml" xmlns:w16cex="http://schemas.microsoft.com/office/word/2018/wordml/cex" xmlns:w16cid="http://schemas.microsoft.com/office/word/2016/wordml/cid" xmlns:w16="http://schemas.microsoft.com/office/word/2018/wordml" xmlns:w16sdtdh="http://schemas.microsoft.com/office/word/2020/wordml/sdtdatahash" xmlns:w16se="http://schemas.microsoft.com/office/word/2015/wordml/symex" xmlns:wpg="http://schemas.microsoft.com/office/word/2010/wordprocessingGroup" xmlns:wpi="http://schemas.microsoft.com/office/word/2010/wordprocessingInk" xmlns:wne="http://schemas.microsoft.com/office/word/2006/wordml" xmlns:wps="http://schemas.microsoft.com/office/word/2010/wordprocessingShape" mc:Ignorable="w14 w15 w16se w16cid w16 w16cex w16sdtdh wp14">
+<w:numbering xmlns:wpc="http://schemas.microsoft.com/office/word/2010/wordprocessingCanvas" xmlns:cx="http://schemas.microsoft.com/office/drawing/2014/chartex" xmlns:cx1="http://schemas.microsoft.com/office/drawing/2015/9/8/chartex" xmlns:cx2="http://schemas.microsoft.com/office/drawing/2015/10/21/chartex" xmlns:cx3="http://schemas.microsoft.com/office/drawing/2016/5/9/chartex" xmlns:cx4="http://schemas.microsoft.com/office/drawing/2016/5/10/chartex" xmlns:cx5="http://schemas.microsoft.com/office/drawing/2016/5/11/chartex" xmlns:cx6="http://schemas.microsoft.com/office/drawing/2016/5/12/chartex" xmlns:cx7="http://schemas.microsoft.com/office/drawing/2016/5/13/chartex" xmlns:cx8="http://schemas.microsoft.com/office/drawing/2016/5/14/chartex" xmlns:mc="http://schemas.openxmlformats.org/markup-compatibility/2006" xmlns:aink="http://schemas.microsoft.com/office/drawing/2016/ink" xmlns:am3d="http://schemas.microsoft.com/office/drawing/2017/model3d" xmlns:o="urn:schemas-microsoft-com:office:office" xmlns:oel="http://schemas.microsoft.com/office/2019/extlst" xmlns:r="http://schemas.openxmlformats.org/officeDocument/2006/relationships" xmlns:m="http://schemas.openxmlformats.org/officeDocument/2006/math" xmlns:v="urn:schemas-microsoft-com:vml" xmlns:wp14="http://schemas.microsoft.com/office/word/2010/wordprocessingDrawing" xmlns:wp="http://schemas.openxmlformats.org/drawingml/2006/wordprocessingDrawing" xmlns:w10="urn:schemas-microsoft-com:office:word" xmlns:w="http://schemas.openxmlformats.org/wordprocessingml/2006/main" xmlns:w14="http://schemas.microsoft.com/office/word/2010/wordml" xmlns:w15="http://schemas.microsoft.com/office/word/2012/wordml" xmlns:w16cex="http://schemas.microsoft.com/office/word/2018/wordml/cex" xmlns:w16cid="http://schemas.microsoft.com/office/word/2016/wordml/cid" xmlns:w16="http://schemas.microsoft.com/office/word/2018/wordml" xmlns:w16du="http://schemas.microsoft.com/office/word/2023/wordml/word16du" xmlns:w16sdtdh="http://schemas.microsoft.com/office/word/2020/wordml/sdtdatahash" xmlns:w16sdtfl="http://schemas.microsoft.com/office/word/2024/wordml/sdtformatlock" xmlns:w16se="http://schemas.microsoft.com/office/word/2015/wordml/symex" xmlns:wpg="http://schemas.microsoft.com/office/word/2010/wordprocessingGroup" xmlns:wpi="http://schemas.microsoft.com/office/word/2010/wordprocessingInk" xmlns:wne="http://schemas.microsoft.com/office/word/2006/wordml" xmlns:wps="http://schemas.microsoft.com/office/word/2010/wordprocessingShape" mc:Ignorable="w14 w15 w16se w16cid w16 w16cex w16sdtdh w16sdtfl w16du wp14">
   <w:abstractNum w:abstractNumId="0" w15:restartNumberingAfterBreak="0">
     <w:nsid w:val="020E721F"/>
     <w:multiLevelType w:val="multilevel"/>
@@ -7507,8 +7574,16 @@
 </w:numbering>
 </file>
 
+<file path=word/people.xml><?xml version="1.0" encoding="utf-8"?>
+<w15:people xmlns:wpc="http://schemas.microsoft.com/office/word/2010/wordprocessingCanvas" xmlns:cx="http://schemas.microsoft.com/office/drawing/2014/chartex" xmlns:cx1="http://schemas.microsoft.com/office/drawing/2015/9/8/chartex" xmlns:cx2="http://schemas.microsoft.com/office/drawing/2015/10/21/chartex" xmlns:cx3="http://schemas.microsoft.com/office/drawing/2016/5/9/chartex" xmlns:cx4="http://schemas.microsoft.com/office/drawing/2016/5/10/chartex" xmlns:cx5="http://schemas.microsoft.com/office/drawing/2016/5/11/chartex" xmlns:cx6="http://schemas.microsoft.com/office/drawing/2016/5/12/chartex" xmlns:cx7="http://schemas.microsoft.com/office/drawing/2016/5/13/chartex" xmlns:cx8="http://schemas.microsoft.com/office/drawing/2016/5/14/chartex" xmlns:mc="http://schemas.openxmlformats.org/markup-compatibility/2006" xmlns:aink="http://schemas.microsoft.com/office/drawing/2016/ink" xmlns:am3d="http://schemas.microsoft.com/office/drawing/2017/model3d" xmlns:o="urn:schemas-microsoft-com:office:office" xmlns:oel="http://schemas.microsoft.com/office/2019/extlst" xmlns:r="http://schemas.openxmlformats.org/officeDocument/2006/relationships" xmlns:m="http://schemas.openxmlformats.org/officeDocument/2006/math" xmlns:v="urn:schemas-microsoft-com:vml" xmlns:wp14="http://schemas.microsoft.com/office/word/2010/wordprocessingDrawing" xmlns:wp="http://schemas.openxmlformats.org/drawingml/2006/wordprocessingDrawing" xmlns:w10="urn:schemas-microsoft-com:office:word" xmlns:w="http://schemas.openxmlformats.org/wordprocessingml/2006/main" xmlns:w14="http://schemas.microsoft.com/office/word/2010/wordml" xmlns:w15="http://schemas.microsoft.com/office/word/2012/wordml" xmlns:w16cex="http://schemas.microsoft.com/office/word/2018/wordml/cex" xmlns:w16cid="http://schemas.microsoft.com/office/word/2016/wordml/cid" xmlns:w16="http://schemas.microsoft.com/office/word/2018/wordml" xmlns:w16du="http://schemas.microsoft.com/office/word/2023/wordml/word16du" xmlns:w16sdtdh="http://schemas.microsoft.com/office/word/2020/wordml/sdtdatahash" xmlns:w16sdtfl="http://schemas.microsoft.com/office/word/2024/wordml/sdtformatlock" xmlns:w16se="http://schemas.microsoft.com/office/word/2015/wordml/symex" xmlns:wpg="http://schemas.microsoft.com/office/word/2010/wordprocessingGroup" xmlns:wpi="http://schemas.microsoft.com/office/word/2010/wordprocessingInk" xmlns:wne="http://schemas.microsoft.com/office/word/2006/wordml" xmlns:wps="http://schemas.microsoft.com/office/word/2010/wordprocessingShape" mc:Ignorable="w14 w15 w16se w16cid w16 w16cex w16sdtdh w16sdtfl w16du wp14">
+  <w15:person w15:author="Kalentyev Alexey">
+    <w15:presenceInfo w15:providerId="Windows Live" w15:userId="da819b8650d7d997"/>
+  </w15:person>
+</w15:people>
+</file>
+
 <file path=word/styles.xml><?xml version="1.0" encoding="utf-8"?>
-<w:styles xmlns:mc="http://schemas.openxmlformats.org/markup-compatibility/2006" xmlns:r="http://schemas.openxmlformats.org/officeDocument/2006/relationships" xmlns:w="http://schemas.openxmlformats.org/wordprocessingml/2006/main" xmlns:w14="http://schemas.microsoft.com/office/word/2010/wordml" xmlns:w15="http://schemas.microsoft.com/office/word/2012/wordml" xmlns:w16cex="http://schemas.microsoft.com/office/word/2018/wordml/cex" xmlns:w16cid="http://schemas.microsoft.com/office/word/2016/wordml/cid" xmlns:w16="http://schemas.microsoft.com/office/word/2018/wordml" xmlns:w16sdtdh="http://schemas.microsoft.com/office/word/2020/wordml/sdtdatahash" xmlns:w16se="http://schemas.microsoft.com/office/word/2015/wordml/symex" mc:Ignorable="w14 w15 w16se w16cid w16 w16cex w16sdtdh">
+<w:styles xmlns:mc="http://schemas.openxmlformats.org/markup-compatibility/2006" xmlns:r="http://schemas.openxmlformats.org/officeDocument/2006/relationships" xmlns:w="http://schemas.openxmlformats.org/wordprocessingml/2006/main" xmlns:w14="http://schemas.microsoft.com/office/word/2010/wordml" xmlns:w15="http://schemas.microsoft.com/office/word/2012/wordml" xmlns:w16cex="http://schemas.microsoft.com/office/word/2018/wordml/cex" xmlns:w16cid="http://schemas.microsoft.com/office/word/2016/wordml/cid" xmlns:w16="http://schemas.microsoft.com/office/word/2018/wordml" xmlns:w16du="http://schemas.microsoft.com/office/word/2023/wordml/word16du" xmlns:w16sdtdh="http://schemas.microsoft.com/office/word/2020/wordml/sdtdatahash" xmlns:w16sdtfl="http://schemas.microsoft.com/office/word/2024/wordml/sdtformatlock" xmlns:w16se="http://schemas.microsoft.com/office/word/2015/wordml/symex" mc:Ignorable="w14 w15 w16se w16cid w16 w16cex w16sdtdh w16sdtfl w16du">
   <w:docDefaults>
     <w:rPrDefault>
       <w:rPr>
@@ -8671,7 +8746,6 @@
     <w:basedOn w:val="a"/>
     <w:link w:val="af8"/>
     <w:uiPriority w:val="99"/>
-    <w:semiHidden/>
     <w:unhideWhenUsed/>
     <w:pPr>
       <w:spacing w:line="240" w:lineRule="auto"/>
@@ -8686,7 +8760,6 @@
     <w:basedOn w:val="a0"/>
     <w:link w:val="af7"/>
     <w:uiPriority w:val="99"/>
-    <w:semiHidden/>
     <w:rPr>
       <w:sz w:val="20"/>
       <w:szCs w:val="20"/>
@@ -8701,6 +8774,34 @@
     <w:rPr>
       <w:sz w:val="16"/>
       <w:szCs w:val="16"/>
+    </w:rPr>
+  </w:style>
+  <w:style w:type="paragraph" w:styleId="afa">
+    <w:name w:val="annotation subject"/>
+    <w:basedOn w:val="af7"/>
+    <w:next w:val="af7"/>
+    <w:link w:val="afb"/>
+    <w:uiPriority w:val="99"/>
+    <w:semiHidden/>
+    <w:unhideWhenUsed/>
+    <w:rsid w:val="00AD66A3"/>
+    <w:rPr>
+      <w:b/>
+      <w:bCs/>
+    </w:rPr>
+  </w:style>
+  <w:style w:type="character" w:customStyle="1" w:styleId="afb">
+    <w:name w:val="Тема примечания Знак"/>
+    <w:basedOn w:val="af8"/>
+    <w:link w:val="afa"/>
+    <w:uiPriority w:val="99"/>
+    <w:semiHidden/>
+    <w:rsid w:val="00AD66A3"/>
+    <w:rPr>
+      <w:b/>
+      <w:bCs/>
+      <w:sz w:val="20"/>
+      <w:szCs w:val="20"/>
     </w:rPr>
   </w:style>
 </w:styles>
@@ -8968,28 +9069,28 @@
 </file>
 
 <file path=customXml/item1.xml><?xml version="1.0" encoding="utf-8"?>
-<b:Sources xmlns:b="http://schemas.openxmlformats.org/officeDocument/2006/bibliography" xmlns="http://schemas.openxmlformats.org/officeDocument/2006/bibliography" SelectedStyle="\APASixthEditionOfficeOnline.xsl" StyleName="APA" Version="6"/>
-</file>
-
-<file path=customXml/item2.xml><?xml version="1.0" encoding="utf-8"?>
 <go:gDocsCustomXmlDataStorage xmlns:go="http://customooxmlschemas.google.com/" xmlns:r="http://schemas.openxmlformats.org/officeDocument/2006/relationships" uri="GoogleDocsCustomDataVersion2">
   <go:docsCustomData xmlns:go="http://customooxmlschemas.google.com/" roundtripDataSignature="AMtx7mhsKNg9KKZ8F82+/ilNsWoX/jzONg==">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</go:docsCustomData>
 </go:gDocsCustomXmlDataStorage>
 </file>
 
-<file path=customXml/itemProps1.xml><?xml version="1.0" encoding="utf-8"?>
-<ds:datastoreItem xmlns:ds="http://schemas.openxmlformats.org/officeDocument/2006/customXml" ds:itemID="{C526697D-D056-4562-B43B-86ABF87B5B20}">
-  <ds:schemaRefs>
-    <ds:schemaRef ds:uri="http://schemas.openxmlformats.org/officeDocument/2006/bibliography"/>
-  </ds:schemaRefs>
-</ds:datastoreItem>
+<file path=customXml/item2.xml><?xml version="1.0" encoding="utf-8"?>
+<b:Sources xmlns:b="http://schemas.openxmlformats.org/officeDocument/2006/bibliography" xmlns="http://schemas.openxmlformats.org/officeDocument/2006/bibliography" SelectedStyle="\APASixthEditionOfficeOnline.xsl" StyleName="APA" Version="6"/>
 </file>
 
-<file path=customXml/itemProps2.xml><?xml version="1.0" encoding="utf-8"?>
+<file path=customXml/itemProps1.xml><?xml version="1.0" encoding="utf-8"?>
 <ds:datastoreItem xmlns:ds="http://schemas.openxmlformats.org/officeDocument/2006/customXml" ds:itemID="{11111111-1234-1234-1234-123412341234}">
   <ds:schemaRefs>
     <ds:schemaRef ds:uri="http://customooxmlschemas.google.com/"/>
     <ds:schemaRef ds:uri="http://schemas.openxmlformats.org/officeDocument/2006/relationships"/>
   </ds:schemaRefs>
 </ds:datastoreItem>
+</file>
+
+<file path=customXml/itemProps2.xml><?xml version="1.0" encoding="utf-8"?>
+<ds:datastoreItem xmlns:ds="http://schemas.openxmlformats.org/officeDocument/2006/customXml" ds:itemID="{C526697D-D056-4562-B43B-86ABF87B5B20}">
+  <ds:schemaRefs>
+    <ds:schemaRef ds:uri="http://schemas.openxmlformats.org/officeDocument/2006/bibliography"/>
+  </ds:schemaRefs>
+</ds:datastoreItem>
 </file>